--- a/docs/requirements/srs-group-2.docx
+++ b/docs/requirements/srs-group-2.docx
@@ -21934,6 +21934,112 @@
       </w:tr>
     </w:tbl>
     <w:p/>
+    <w:p>
+      <w:r>
+        <w:br w:type="page"/>
+      </w:r>
+    </w:p>
+    <w:p>
+      <w:pPr>
+        <w:pStyle w:val="Heading2"/>
+      </w:pPr>
+      <w:r>
+        <w:t>5.1 Addendum - Customer-Assisted Refund (25/06/2026)</w:t>
+      </w:r>
+    </w:p>
+    <w:p>
+      <w:r>
+        <w:t>Addendum này mở rộng UC003. Khi có mâu thuẫn về luồng hoàn tiền do hủy suất chiếu, các quy tắc dưới đây được ưu tiên.</w:t>
+      </w:r>
+    </w:p>
+    <w:p>
+      <w:pPr>
+        <w:pStyle w:val="ListBullet"/>
+      </w:pPr>
+      <w:r>
+        <w:t>Manager/Admin chỉ được hủy suất chiếu khi startTime lớn hơn thời điểm UTC hiện tại. Nếu startTime nhỏ hơn hoặc bằng hiện tại, hệ thống trả 409 SHOWTIME_ALREADY_STARTED.</w:t>
+      </w:r>
+    </w:p>
+    <w:p>
+      <w:pPr>
+        <w:pStyle w:val="ListBullet"/>
+      </w:pPr>
+      <w:r>
+        <w:t>Booking đã thanh toán chuyển REFUND_PENDING; Refund được tạo PENDING; Customer nhận link cung cấp tài khoản nhận tiền có hiệu lực 5 phút.</w:t>
+      </w:r>
+    </w:p>
+    <w:p>
+      <w:pPr>
+        <w:pStyle w:val="ListBullet"/>
+      </w:pPr>
+      <w:r>
+        <w:t>Customer phải đăng nhập đúng tài khoản sở hữu booking để resolve link, xác minh tài khoản và submit.</w:t>
+      </w:r>
+    </w:p>
+    <w:p>
+      <w:pPr>
+        <w:pStyle w:val="ListBullet"/>
+      </w:pPr>
+      <w:r>
+        <w:t>Link hết hạn có thể được cấp lại sau khi Customer gửi bookingId, ticketId và lý do. Backend tự đối chiếu toàn bộ thông tin vé từ cơ sở dữ liệu.</w:t>
+      </w:r>
+    </w:p>
+    <w:p>
+      <w:pPr>
+        <w:pStyle w:val="ListBullet"/>
+      </w:pPr>
+      <w:r>
+        <w:t>Ngân hàng được chọn bằng bankCode/BIN từ danh mục, không nhập tên ngân hàng tự do.</w:t>
+      </w:r>
+    </w:p>
+    <w:p>
+      <w:pPr>
+        <w:pStyle w:val="ListBullet"/>
+      </w:pPr>
+      <w:r>
+        <w:t>Tài khoản nhận tiền chỉ được coi là tồn tại khi provider/bank name-enquiry trả kết quả xác minh và tên chủ tài khoản chuẩn.</w:t>
+      </w:r>
+    </w:p>
+    <w:p>
+      <w:pPr>
+        <w:pStyle w:val="ListBullet"/>
+      </w:pPr>
+      <w:r>
+        <w:t>Customer phải xem lại ngân hàng, số tài khoản che bớt, tên chủ tài khoản do provider trả về và số tiền trước khi submit.</w:t>
+      </w:r>
+    </w:p>
+    <w:p>
+      <w:pPr>
+        <w:pStyle w:val="ListBullet"/>
+      </w:pPr>
+      <w:r>
+        <w:t>Sau khi submit, Customer không được sửa tài khoản. Sai tài khoản hoặc không xác minh được chuyển MANUAL_REQUIRED cho Admin.</w:t>
+      </w:r>
+    </w:p>
+    <w:p>
+      <w:pPr>
+        <w:pStyle w:val="ListBullet"/>
+      </w:pPr>
+      <w:r>
+        <w:t>Payout chạy nền, có idempotency key. Provider ACCEPTED chưa phải SUCCESS.</w:t>
+      </w:r>
+    </w:p>
+    <w:p>
+      <w:pPr>
+        <w:pStyle w:val="ListBullet"/>
+      </w:pPr>
+      <w:r>
+        <w:t>Chỉ khi provider/callback/đối soát xác nhận giao dịch tiền ra hoàn tất thì Refund mới SUCCESS, Booking/Ticket mới REFUNDED và hệ thống mới gửi thông báo hoàn tiền thành công.</w:t>
+      </w:r>
+    </w:p>
+    <w:p>
+      <w:pPr>
+        <w:pStyle w:val="ListBullet"/>
+      </w:pPr>
+      <w:r>
+        <w:t>Manager chỉ tạo refund gián tiếp khi hủy suất và theo dõi refund trong rạp; Manager không xác nhận hoàn tiền thủ công.</w:t>
+      </w:r>
+    </w:p>
     <w:sectPr>
       <w:footerReference w:type="default" r:id="rId17"/>
       <w:pgSz w:w="12240" w:h="15840"/>
